--- a/Frontend_MVP_Worksheet.docx
+++ b/Frontend_MVP_Worksheet.docx
@@ -2939,8 +2939,7 @@
               <w:spacing w:after="220"/>
               <w:rPr>
                 <w:color w:val="000000" w:themeColor="text1"/>
-                <w:lang w:val="en-US"/>
-                <w:rPrChange w:id="13" w:author="ITSTART" w:date="2026-09-17T16:00:00Z">
+                <w:rPrChange w:id="13" w:author="ITSTART" w:date="2026-09-17T16:05:00Z">
                   <w:rPr>
                     <w:color w:val="000000" w:themeColor="text1"/>
                   </w:rPr>
@@ -2955,6 +2954,18 @@
               </w:rPr>
               <w:t xml:space="preserve"> </w:t>
             </w:r>
+            <w:ins w:id="14" w:author="ITSTART" w:date="2026-09-17T16:05:00Z">
+              <w:r>
+                <w:rPr>
+                  <w:color w:val="000000" w:themeColor="text1"/>
+                  <w:sz w:val="22"/>
+                  <w:szCs w:val="22"/>
+                </w:rPr>
+                <w:t>https://github.com/plozzz126/MVP</w:t>
+              </w:r>
+            </w:ins>
+            <w:bookmarkStart w:id="15" w:name="_GoBack"/>
+            <w:bookmarkEnd w:id="15"/>
           </w:p>
         </w:tc>
       </w:tr>
@@ -2983,7 +2994,7 @@
           <w:color w:val="000000" w:themeColor="text1"/>
         </w:rPr>
       </w:pPr>
-      <w:ins w:id="14" w:author="ITSTART" w:date="2026-09-17T16:03:00Z">
+      <w:ins w:id="16" w:author="ITSTART" w:date="2026-09-17T16:03:00Z">
         <w:r>
           <w:rPr>
             <w:color w:val="000000" w:themeColor="text1"/>
@@ -3024,7 +3035,7 @@
           <w:color w:val="000000" w:themeColor="text1"/>
         </w:rPr>
       </w:pPr>
-      <w:ins w:id="15" w:author="ITSTART" w:date="2026-09-17T16:03:00Z">
+      <w:ins w:id="17" w:author="ITSTART" w:date="2026-09-17T16:03:00Z">
         <w:r>
           <w:rPr>
             <w:color w:val="000000" w:themeColor="text1"/>
@@ -3055,66 +3066,6 @@
           <w:color w:val="000000" w:themeColor="text1"/>
         </w:rPr>
         <w:t xml:space="preserve"> файл .gitignore (исключает node_modules и т.д.)</w:t>
-      </w:r>
-    </w:p>
-    <w:p>
-      <w:pPr>
-        <w:spacing w:after="100"/>
-        <w:ind w:left="260"/>
-        <w:rPr>
-          <w:color w:val="000000" w:themeColor="text1"/>
-          <w:lang w:val="en-US"/>
-        </w:rPr>
-      </w:pPr>
-      <w:ins w:id="16" w:author="ITSTART" w:date="2026-09-17T16:03:00Z">
-        <w:r>
-          <w:rPr>
-            <w:color w:val="000000" w:themeColor="text1"/>
-            <w:sz w:val="24"/>
-            <w:szCs w:val="24"/>
-          </w:rPr>
-          <w:t>да</w:t>
-        </w:r>
-        <w:r>
-          <w:rPr>
-            <w:color w:val="000000" w:themeColor="text1"/>
-            <w:sz w:val="24"/>
-            <w:szCs w:val="24"/>
-            <w:lang w:val="en-US"/>
-            <w:rPrChange w:id="17" w:author="ITSTART" w:date="2026-09-17T16:03:00Z">
-              <w:rPr>
-                <w:color w:val="000000" w:themeColor="text1"/>
-                <w:sz w:val="24"/>
-                <w:szCs w:val="24"/>
-              </w:rPr>
-            </w:rPrChange>
-          </w:rPr>
-          <w:t xml:space="preserve"> </w:t>
-        </w:r>
-      </w:ins>
-      <w:proofErr w:type="gramStart"/>
-      <w:r>
-        <w:rPr>
-          <w:color w:val="000000" w:themeColor="text1"/>
-          <w:sz w:val="24"/>
-          <w:szCs w:val="24"/>
-          <w:lang w:val="en-US"/>
-        </w:rPr>
-        <w:t xml:space="preserve">☐  </w:t>
-      </w:r>
-      <w:r>
-        <w:rPr>
-          <w:color w:val="000000" w:themeColor="text1"/>
-        </w:rPr>
-        <w:t>Выполнен</w:t>
-      </w:r>
-      <w:proofErr w:type="gramEnd"/>
-      <w:r>
-        <w:rPr>
-          <w:color w:val="000000" w:themeColor="text1"/>
-          <w:lang w:val="en-US"/>
-        </w:rPr>
-        <w:t xml:space="preserve"> git add .</w:t>
       </w:r>
     </w:p>
     <w:p>
@@ -3174,7 +3125,7 @@
           <w:color w:val="000000" w:themeColor="text1"/>
           <w:lang w:val="en-US"/>
         </w:rPr>
-        <w:t xml:space="preserve"> git commit -m "Initial commit"</w:t>
+        <w:t xml:space="preserve"> git add .</w:t>
       </w:r>
     </w:p>
     <w:p>
@@ -3226,7 +3177,7 @@
         <w:rPr>
           <w:color w:val="000000" w:themeColor="text1"/>
         </w:rPr>
-        <w:t>Репозиторий</w:t>
+        <w:t>Выполнен</w:t>
       </w:r>
       <w:proofErr w:type="gramEnd"/>
       <w:r>
@@ -3234,20 +3185,7 @@
           <w:color w:val="000000" w:themeColor="text1"/>
           <w:lang w:val="en-US"/>
         </w:rPr>
-        <w:t xml:space="preserve"> </w:t>
-      </w:r>
-      <w:r>
-        <w:rPr>
-          <w:color w:val="000000" w:themeColor="text1"/>
-        </w:rPr>
-        <w:t>подключён</w:t>
-      </w:r>
-      <w:r>
-        <w:rPr>
-          <w:color w:val="000000" w:themeColor="text1"/>
-          <w:lang w:val="en-US"/>
-        </w:rPr>
-        <w:t>: git remote add origin &lt;URL&gt;</w:t>
+        <w:t xml:space="preserve"> git commit -m "Initial commit"</w:t>
       </w:r>
     </w:p>
     <w:p>
@@ -3299,7 +3237,7 @@
         <w:rPr>
           <w:color w:val="000000" w:themeColor="text1"/>
         </w:rPr>
-        <w:t>Выполнен</w:t>
+        <w:t>Репозиторий</w:t>
       </w:r>
       <w:proofErr w:type="gramEnd"/>
       <w:r>
@@ -3307,7 +3245,20 @@
           <w:color w:val="000000" w:themeColor="text1"/>
           <w:lang w:val="en-US"/>
         </w:rPr>
-        <w:t xml:space="preserve"> git push -u origin main</w:t>
+        <w:t xml:space="preserve"> </w:t>
+      </w:r>
+      <w:r>
+        <w:rPr>
+          <w:color w:val="000000" w:themeColor="text1"/>
+        </w:rPr>
+        <w:t>подключён</w:t>
+      </w:r>
+      <w:r>
+        <w:rPr>
+          <w:color w:val="000000" w:themeColor="text1"/>
+          <w:lang w:val="en-US"/>
+        </w:rPr>
+        <w:t>: git remote add origin &lt;URL&gt;</w:t>
       </w:r>
     </w:p>
     <w:p>
@@ -3316,9 +3267,69 @@
         <w:ind w:left="260"/>
         <w:rPr>
           <w:color w:val="000000" w:themeColor="text1"/>
+          <w:lang w:val="en-US"/>
         </w:rPr>
       </w:pPr>
       <w:ins w:id="24" w:author="ITSTART" w:date="2026-09-17T16:03:00Z">
+        <w:r>
+          <w:rPr>
+            <w:color w:val="000000" w:themeColor="text1"/>
+            <w:sz w:val="24"/>
+            <w:szCs w:val="24"/>
+          </w:rPr>
+          <w:t>да</w:t>
+        </w:r>
+        <w:r>
+          <w:rPr>
+            <w:color w:val="000000" w:themeColor="text1"/>
+            <w:sz w:val="24"/>
+            <w:szCs w:val="24"/>
+            <w:lang w:val="en-US"/>
+            <w:rPrChange w:id="25" w:author="ITSTART" w:date="2026-09-17T16:03:00Z">
+              <w:rPr>
+                <w:color w:val="000000" w:themeColor="text1"/>
+                <w:sz w:val="24"/>
+                <w:szCs w:val="24"/>
+              </w:rPr>
+            </w:rPrChange>
+          </w:rPr>
+          <w:t xml:space="preserve"> </w:t>
+        </w:r>
+      </w:ins>
+      <w:proofErr w:type="gramStart"/>
+      <w:r>
+        <w:rPr>
+          <w:color w:val="000000" w:themeColor="text1"/>
+          <w:sz w:val="24"/>
+          <w:szCs w:val="24"/>
+          <w:lang w:val="en-US"/>
+        </w:rPr>
+        <w:t xml:space="preserve">☐  </w:t>
+      </w:r>
+      <w:r>
+        <w:rPr>
+          <w:color w:val="000000" w:themeColor="text1"/>
+        </w:rPr>
+        <w:t>Выполнен</w:t>
+      </w:r>
+      <w:proofErr w:type="gramEnd"/>
+      <w:r>
+        <w:rPr>
+          <w:color w:val="000000" w:themeColor="text1"/>
+          <w:lang w:val="en-US"/>
+        </w:rPr>
+        <w:t xml:space="preserve"> git push -u origin main</w:t>
+      </w:r>
+    </w:p>
+    <w:p>
+      <w:pPr>
+        <w:spacing w:after="100"/>
+        <w:ind w:left="260"/>
+        <w:rPr>
+          <w:color w:val="000000" w:themeColor="text1"/>
+        </w:rPr>
+      </w:pPr>
+      <w:ins w:id="26" w:author="ITSTART" w:date="2026-09-17T16:03:00Z">
         <w:r>
           <w:rPr>
             <w:color w:val="000000" w:themeColor="text1"/>
@@ -3328,8 +3339,6 @@
           <w:t xml:space="preserve">да </w:t>
         </w:r>
       </w:ins>
-      <w:bookmarkStart w:id="25" w:name="_GoBack"/>
-      <w:bookmarkEnd w:id="25"/>
       <w:proofErr w:type="gramStart"/>
       <w:r>
         <w:rPr>
